--- a/NIST-800-171/CSW-NIST-800-171-Compliance-Report.docx
+++ b/NIST-800-171/CSW-NIST-800-171-Compliance-Report.docx
@@ -7,16 +7,16 @@
         <w:pStyle w:val="Title"/>
       </w:pPr>
       <w:r>
-        <w:t xml:space="preserve">Cisco Secure Workload - NIST SP 800-171 Rev. 3 Compliance Report</w:t>
-      </w:r>
-    </w:p>
-    <w:bookmarkStart w:id="17" w:name="X04bda7345382523576f6685f20fc0d15a5ddb03"/>
+        <w:t xml:space="preserve">Cisco Secure Workload - NIST SP 800-171 Compliance Report</w:t>
+      </w:r>
+    </w:p>
+    <w:bookmarkStart w:id="22" w:name="Xbc7d87613164a9eb7f26c6e90ad2c3530eb582e"/>
     <w:p>
       <w:pPr>
         <w:pStyle w:val="Heading1"/>
       </w:pPr>
       <w:r>
-        <w:t xml:space="preserve">Cisco Secure Workload - NIST SP 800-171 Rev. 3 Compliance Report</w:t>
+        <w:t xml:space="preserve">Cisco Secure Workload - NIST SP 800-171 Compliance Report</w:t>
       </w:r>
     </w:p>
     <w:bookmarkStart w:id="9" w:name="customer-facing-compliance-report"/>
@@ -43,7 +43,7 @@
         <w:t xml:space="preserve"> </w:t>
       </w:r>
       <w:r>
-        <w:t xml:space="preserve">NIST SP 800-171 Rev. 3</w:t>
+        <w:t xml:space="preserve">NIST SP 800-171 Revision 3 - Protecting Controlled Unclassified Information (CUI)</w:t>
       </w:r>
       <w:r>
         <w:br/>
@@ -59,7 +59,7 @@
         <w:t xml:space="preserve"> </w:t>
       </w:r>
       <w:r>
-        <w:t xml:space="preserve">Defense industrial base, CUI enclave owners, CMMC preparation teams, and security architects.</w:t>
+        <w:t xml:space="preserve">Defense industrial base contractors, federal contractors and subcontractors, and any organisation processing or storing CUI on non-federal systems.</w:t>
       </w:r>
       <w:r>
         <w:br/>
@@ -75,7 +75,7 @@
         <w:t xml:space="preserve"> </w:t>
       </w:r>
       <w:r>
-        <w:t xml:space="preserve">CUI enclave isolation, 03.01 and 03.13 flow enforcement, Rev. 3 family alignment, and CMMC Level 2 underpinning evidence.</w:t>
+        <w:t xml:space="preserve">CUI enclave isolation, access enforcement, system and communications protection (03.01 and 03.13 families), and CMMC Level 2 underpinning evidence.</w:t>
       </w:r>
     </w:p>
     <w:p>
@@ -86,12 +86,96 @@
       </w:r>
     </w:p>
     <w:bookmarkEnd w:id="9"/>
-    <w:bookmarkStart w:id="10" w:name="executive-summary"/>
+    <w:bookmarkStart w:id="10" w:name="framework-version-note"/>
     <w:p>
       <w:pPr>
         <w:pStyle w:val="Heading2"/>
       </w:pPr>
       <w:r>
+        <w:t xml:space="preserve">Framework Version Note</w:t>
+      </w:r>
+    </w:p>
+    <w:p>
+      <w:pPr>
+        <w:pStyle w:val="FirstParagraph"/>
+      </w:pPr>
+      <w:r>
+        <w:t xml:space="preserve">References NIST SP 800-171 Rev. 3 (published May 2024). Rev. 3 restructured the families; common family abbreviations used here (e.g. 03.01 Access Control, 03.13 System and Communications Protection) follow the Rev. 3 numbering. Validate against the version applicable to the customer’s contract (Rev. 2 numbering may still be referenced in legacy contracts).</w:t>
+      </w:r>
+    </w:p>
+    <w:bookmarkEnd w:id="10"/>
+    <w:bookmarkStart w:id="11" w:name="csw-ui-navigation-note"/>
+    <w:p>
+      <w:pPr>
+        <w:pStyle w:val="Heading2"/>
+      </w:pPr>
+      <w:r>
+        <w:t xml:space="preserve">CSW UI Navigation Note</w:t>
+      </w:r>
+    </w:p>
+    <w:p>
+      <w:pPr>
+        <w:pStyle w:val="FirstParagraph"/>
+      </w:pPr>
+      <w:r>
+        <w:t xml:space="preserve">Cisco does not yet publish framework-specific CSW UI navigation for this standard; framework-specific navigation is on the product roadmap. This report references CSW</w:t>
+      </w:r>
+      <w:r>
+        <w:t xml:space="preserve"> </w:t>
+      </w:r>
+      <w:r>
+        <w:rPr>
+          <w:i/>
+          <w:iCs/>
+        </w:rPr>
+        <w:t xml:space="preserve">capabilities</w:t>
+      </w:r>
+      <w:r>
+        <w:t xml:space="preserve"> </w:t>
+      </w:r>
+      <w:r>
+        <w:t xml:space="preserve">and the</w:t>
+      </w:r>
+      <w:r>
+        <w:t xml:space="preserve"> </w:t>
+      </w:r>
+      <w:r>
+        <w:rPr>
+          <w:i/>
+          <w:iCs/>
+        </w:rPr>
+        <w:t xml:space="preserve">evidence artifacts</w:t>
+      </w:r>
+      <w:r>
+        <w:t xml:space="preserve"> </w:t>
+      </w:r>
+      <w:r>
+        <w:t xml:space="preserve">they produce. The technical runbook (</w:t>
+      </w:r>
+      <w:r>
+        <w:rPr>
+          <w:rStyle w:val="VerbatimChar"/>
+        </w:rPr>
+        <w:t xml:space="preserve">CSW-NIST-800-171-Technical-Runbook.md</w:t>
+      </w:r>
+      <w:r>
+        <w:t xml:space="preserve">) in this folder contains the deeper engineering detail.</w:t>
+      </w:r>
+    </w:p>
+    <w:p>
+      <w:r>
+        <w:pict>
+          <v:rect style="width:0;height:1.5pt" o:hralign="center" o:hrstd="t" o:hr="t"/>
+        </w:pict>
+      </w:r>
+    </w:p>
+    <w:bookmarkEnd w:id="11"/>
+    <w:bookmarkStart w:id="12" w:name="executive-summary"/>
+    <w:p>
+      <w:pPr>
+        <w:pStyle w:val="Heading2"/>
+      </w:pPr>
+      <w:r>
         <w:t xml:space="preserve">Executive Summary</w:t>
       </w:r>
     </w:p>
@@ -100,7 +184,7 @@
         <w:pStyle w:val="FirstParagraph"/>
       </w:pPr>
       <w:r>
-        <w:t xml:space="preserve">Cisco Secure Workload (CSW) can support this framework by producing workload-level evidence for inventory, application dependency mapping, segmentation design, policy simulation, vulnerability context, and incident investigation. The strongest customer story is not that CSW</w:t>
+        <w:t xml:space="preserve">Cisco Secure Workload (CSW) supports a defined subset of this framework. The strongest customer story is not that CSW</w:t>
       </w:r>
       <w:r>
         <w:t xml:space="preserve"> </w:t>
@@ -112,11 +196,43 @@
         <w:t xml:space="preserve"> </w:t>
       </w:r>
       <w:r>
-        <w:t xml:space="preserve">compliance; it is that CSW turns workload communication into evidence that control owners, assessors, and technical teams can review.</w:t>
-      </w:r>
-    </w:p>
-    <w:bookmarkEnd w:id="10"/>
-    <w:bookmarkStart w:id="11" w:name="suggested-csw-scope-pattern"/>
+        <w:t xml:space="preserve">compliance; it is that CSW turns workload communication and inventory into evidence that the customer, the customer’s compliance team, and the customer’s assessor can review. This report describes which framework topics CSW supports, which it does not, what evidence artifacts CSW produces, and how often the customer should collect them. CSW does</w:t>
+      </w:r>
+      <w:r>
+        <w:t xml:space="preserve"> </w:t>
+      </w:r>
+      <w:r>
+        <w:rPr>
+          <w:b/>
+          <w:bCs/>
+        </w:rPr>
+        <w:t xml:space="preserve">not</w:t>
+      </w:r>
+      <w:r>
+        <w:t xml:space="preserve"> </w:t>
+      </w:r>
+      <w:r>
+        <w:t xml:space="preserve">replace the customer’s governance, policy, or assessor judgement, and this report is</w:t>
+      </w:r>
+      <w:r>
+        <w:t xml:space="preserve"> </w:t>
+      </w:r>
+      <w:r>
+        <w:rPr>
+          <w:b/>
+          <w:bCs/>
+        </w:rPr>
+        <w:t xml:space="preserve">not</w:t>
+      </w:r>
+      <w:r>
+        <w:t xml:space="preserve"> </w:t>
+      </w:r>
+      <w:r>
+        <w:t xml:space="preserve">a control attestation.</w:t>
+      </w:r>
+    </w:p>
+    <w:bookmarkEnd w:id="12"/>
+    <w:bookmarkStart w:id="13" w:name="suggested-csw-scope-pattern"/>
     <w:p>
       <w:pPr>
         <w:pStyle w:val="Heading2"/>
@@ -127,7 +243,7 @@
     </w:p>
     <w:p>
       <w:pPr>
-        <w:pStyle w:val="FirstParagraph"/>
+        <w:pStyle w:val="SourceCode"/>
       </w:pPr>
       <w:r>
         <w:rPr>
@@ -136,85 +252,58 @@
         <w:t xml:space="preserve">NIST-800-171</w:t>
       </w:r>
       <w:r>
-        <w:t xml:space="preserve"> </w:t>
-      </w:r>
-      <w:r>
-        <w:t xml:space="preserve">&gt;</w:t>
-      </w:r>
-      <w:r>
-        <w:t xml:space="preserve"> </w:t>
+        <w:br/>
       </w:r>
       <w:r>
         <w:rPr>
           <w:rStyle w:val="VerbatimChar"/>
         </w:rPr>
-        <w:t xml:space="preserve">CUI-Enclave</w:t>
-      </w:r>
-      <w:r>
-        <w:t xml:space="preserve">,</w:t>
-      </w:r>
-      <w:r>
-        <w:t xml:space="preserve"> </w:t>
+        <w:t xml:space="preserve">├── CUI-Enclave (workloads processing or storing CUI)</w:t>
+      </w:r>
+      <w:r>
+        <w:br/>
       </w:r>
       <w:r>
         <w:rPr>
           <w:rStyle w:val="VerbatimChar"/>
         </w:rPr>
-        <w:t xml:space="preserve">CUI-Applications</w:t>
-      </w:r>
-      <w:r>
-        <w:t xml:space="preserve">,</w:t>
-      </w:r>
-      <w:r>
-        <w:t xml:space="preserve"> </w:t>
+        <w:t xml:space="preserve">├── CUI-Adjacent-Services (identity, logging, patching adjacent to CUI)</w:t>
+      </w:r>
+      <w:r>
+        <w:br/>
       </w:r>
       <w:r>
         <w:rPr>
           <w:rStyle w:val="VerbatimChar"/>
         </w:rPr>
-        <w:t xml:space="preserve">Boundary-Services</w:t>
-      </w:r>
-      <w:r>
-        <w:t xml:space="preserve">,</w:t>
-      </w:r>
-      <w:r>
-        <w:t xml:space="preserve"> </w:t>
+        <w:t xml:space="preserve">├── Admin-Paths (jump hosts)</w:t>
+      </w:r>
+      <w:r>
+        <w:br/>
       </w:r>
       <w:r>
         <w:rPr>
           <w:rStyle w:val="VerbatimChar"/>
         </w:rPr>
-        <w:t xml:space="preserve">Admin-Paths</w:t>
-      </w:r>
-      <w:r>
-        <w:t xml:space="preserve">,</w:t>
-      </w:r>
-      <w:r>
-        <w:t xml:space="preserve"> </w:t>
-      </w:r>
-      <w:r>
-        <w:rPr>
-          <w:rStyle w:val="VerbatimChar"/>
-        </w:rPr>
-        <w:t xml:space="preserve">External-Connections</w:t>
-      </w:r>
-    </w:p>
-    <w:p>
-      <w:pPr>
-        <w:pStyle w:val="BodyText"/>
+        <w:t xml:space="preserve">└── External-Connections (CUI-related external paths)</w:t>
+      </w:r>
+    </w:p>
+    <w:p>
+      <w:pPr>
+        <w:pStyle w:val="FirstParagraph"/>
       </w:pPr>
       <w:r>
         <w:t xml:space="preserve">This scope pattern should be validated with the customer’s architecture, application owners, compliance team, and assessor before it is used for formal evidence.</w:t>
       </w:r>
     </w:p>
-    <w:bookmarkEnd w:id="11"/>
-    <w:bookmarkStart w:id="12" w:name="outcomes-csw-can-support"/>
+    <w:bookmarkEnd w:id="13"/>
+    <w:bookmarkStart w:id="14" w:name="in-scope-for-csw-evidence"/>
     <w:p>
       <w:pPr>
         <w:pStyle w:val="Heading2"/>
       </w:pPr>
       <w:r>
-        <w:t xml:space="preserve">Outcomes CSW Can Support</w:t>
+        <w:t xml:space="preserve">In Scope for CSW Evidence</w:t>
       </w:r>
     </w:p>
     <w:p>
@@ -226,7 +315,7 @@
         </w:numPr>
       </w:pPr>
       <w:r>
-        <w:t xml:space="preserve">Identify CUI-related workloads and enclave boundaries.</w:t>
+        <w:t xml:space="preserve">03.01 Access Control (workload-to-workload allowlist)</w:t>
       </w:r>
     </w:p>
     <w:p>
@@ -238,7 +327,7 @@
         </w:numPr>
       </w:pPr>
       <w:r>
-        <w:t xml:space="preserve">Support access control and system communication protection evidence.</w:t>
+        <w:t xml:space="preserve">03.13 System and Communications Protection (workload-to-workload segmentation)</w:t>
       </w:r>
     </w:p>
     <w:p>
@@ -250,7 +339,7 @@
         </w:numPr>
       </w:pPr>
       <w:r>
-        <w:t xml:space="preserve">Document allowed and observed workload communication paths.</w:t>
+        <w:t xml:space="preserve">03.04 Configuration Management (workspace baseline)</w:t>
       </w:r>
     </w:p>
     <w:p>
@@ -262,17 +351,41 @@
         </w:numPr>
       </w:pPr>
       <w:r>
-        <w:t xml:space="preserve">Package evidence that can inform CMMC Level 2 preparation.</w:t>
-      </w:r>
-    </w:p>
-    <w:bookmarkEnd w:id="12"/>
-    <w:bookmarkStart w:id="13" w:name="evidence-package"/>
+        <w:t xml:space="preserve">03.11 Risk Assessment (reachability-weighted vulnerability evidence)</w:t>
+      </w:r>
+    </w:p>
+    <w:p>
+      <w:pPr>
+        <w:pStyle w:val="Compact"/>
+        <w:numPr>
+          <w:ilvl w:val="0"/>
+          <w:numId w:val="1001"/>
+        </w:numPr>
+      </w:pPr>
+      <w:r>
+        <w:t xml:space="preserve">03.14 System and Information Integrity (monitoring)</w:t>
+      </w:r>
+    </w:p>
+    <w:p>
+      <w:pPr>
+        <w:pStyle w:val="Compact"/>
+        <w:numPr>
+          <w:ilvl w:val="0"/>
+          <w:numId w:val="1001"/>
+        </w:numPr>
+      </w:pPr>
+      <w:r>
+        <w:t xml:space="preserve">03.06 Incident Response (forensic input)</w:t>
+      </w:r>
+    </w:p>
+    <w:bookmarkEnd w:id="14"/>
+    <w:bookmarkStart w:id="15" w:name="Xaed999129ed4b1f11f99b5af2968248bad86dd6"/>
     <w:p>
       <w:pPr>
         <w:pStyle w:val="Heading2"/>
       </w:pPr>
       <w:r>
-        <w:t xml:space="preserve">Evidence Package</w:t>
+        <w:t xml:space="preserve">Out of Scope (Must Be Evidenced by Other Controls / Tools / Processes)</w:t>
       </w:r>
     </w:p>
     <w:p>
@@ -284,7 +397,7 @@
         </w:numPr>
       </w:pPr>
       <w:r>
-        <w:t xml:space="preserve">CUI workload inventory</w:t>
+        <w:t xml:space="preserve">03.05 Identification and Authentication (identity layer)</w:t>
       </w:r>
     </w:p>
     <w:p>
@@ -296,7 +409,7 @@
         </w:numPr>
       </w:pPr>
       <w:r>
-        <w:t xml:space="preserve">Enclave flow and boundary map</w:t>
+        <w:t xml:space="preserve">03.09 Personnel Security</w:t>
       </w:r>
     </w:p>
     <w:p>
@@ -308,7 +421,7 @@
         </w:numPr>
       </w:pPr>
       <w:r>
-        <w:t xml:space="preserve">Policy candidate and exception register</w:t>
+        <w:t xml:space="preserve">03.10 Physical Protection</w:t>
       </w:r>
     </w:p>
     <w:p>
@@ -320,7 +433,7 @@
         </w:numPr>
       </w:pPr>
       <w:r>
-        <w:t xml:space="preserve">External connection summary</w:t>
+        <w:t xml:space="preserve">03.08 Media Protection</w:t>
       </w:r>
     </w:p>
     <w:p>
@@ -332,11 +445,605 @@
         </w:numPr>
       </w:pPr>
       <w:r>
-        <w:t xml:space="preserve">Vulnerability and monitoring evidence</w:t>
-      </w:r>
-    </w:p>
-    <w:bookmarkEnd w:id="13"/>
-    <w:bookmarkStart w:id="14" w:name="pov-workshop-approach"/>
+        <w:t xml:space="preserve">03.13 Cryptography enforcement (CSW detects plaintext flows but does not enforce encryption)</w:t>
+      </w:r>
+    </w:p>
+    <w:p>
+      <w:pPr>
+        <w:pStyle w:val="Compact"/>
+        <w:numPr>
+          <w:ilvl w:val="0"/>
+          <w:numId w:val="1002"/>
+        </w:numPr>
+      </w:pPr>
+      <w:r>
+        <w:t xml:space="preserve">CMMC assessment scoring</w:t>
+      </w:r>
+    </w:p>
+    <w:bookmarkEnd w:id="15"/>
+    <w:bookmarkStart w:id="16" w:name="framework-topic-csw-capability-map"/>
+    <w:p>
+      <w:pPr>
+        <w:pStyle w:val="Heading2"/>
+      </w:pPr>
+      <w:r>
+        <w:t xml:space="preserve">Framework Topic → CSW Capability Map</w:t>
+      </w:r>
+    </w:p>
+    <w:tbl>
+      <w:tblPr>
+        <w:tblStyle w:val="Table"/>
+        <w:tblW w:type="pct" w:w="5000"/>
+        <w:tblLayout w:type="fixed"/>
+        <w:tblLook w:firstRow="1" w:lastRow="0" w:firstColumn="0" w:lastColumn="0" w:noHBand="0" w:noVBand="0" w:val="0020"/>
+      </w:tblPr>
+      <w:tblGrid>
+        <w:gridCol w:w="2640"/>
+        <w:gridCol w:w="2640"/>
+        <w:gridCol w:w="2640"/>
+      </w:tblGrid>
+      <w:tr>
+        <w:trPr>
+          <w:tblHeader w:val="on"/>
+        </w:trPr>
+        <w:tc>
+          <w:tcPr/>
+          <w:p>
+            <w:pPr>
+              <w:pStyle w:val="Compact"/>
+            </w:pPr>
+            <w:r>
+              <w:t xml:space="preserve">Framework topic</w:t>
+            </w:r>
+          </w:p>
+        </w:tc>
+        <w:tc>
+          <w:tcPr/>
+          <w:p>
+            <w:pPr>
+              <w:pStyle w:val="Compact"/>
+            </w:pPr>
+            <w:r>
+              <w:t xml:space="preserve">CSW capability</w:t>
+            </w:r>
+          </w:p>
+        </w:tc>
+        <w:tc>
+          <w:tcPr/>
+          <w:p>
+            <w:pPr>
+              <w:pStyle w:val="Compact"/>
+            </w:pPr>
+            <w:r>
+              <w:t xml:space="preserve">Evidence artifact</w:t>
+            </w:r>
+          </w:p>
+        </w:tc>
+      </w:tr>
+      <w:tr>
+        <w:tc>
+          <w:tcPr/>
+          <w:p>
+            <w:pPr>
+              <w:pStyle w:val="Compact"/>
+            </w:pPr>
+            <w:r>
+              <w:t xml:space="preserve">03.01 Access Control (workload layer)</w:t>
+            </w:r>
+          </w:p>
+        </w:tc>
+        <w:tc>
+          <w:tcPr/>
+          <w:p>
+            <w:pPr>
+              <w:pStyle w:val="Compact"/>
+            </w:pPr>
+            <w:r>
+              <w:t xml:space="preserve">Policy workspace + enforcement / violation log</w:t>
+            </w:r>
+          </w:p>
+        </w:tc>
+        <w:tc>
+          <w:tcPr/>
+          <w:p>
+            <w:pPr>
+              <w:pStyle w:val="Compact"/>
+            </w:pPr>
+            <w:r>
+              <w:t xml:space="preserve">Workspace snapshot + violation log</w:t>
+            </w:r>
+          </w:p>
+        </w:tc>
+      </w:tr>
+      <w:tr>
+        <w:tc>
+          <w:tcPr/>
+          <w:p>
+            <w:pPr>
+              <w:pStyle w:val="Compact"/>
+            </w:pPr>
+            <w:r>
+              <w:t xml:space="preserve">03.13 System and Communications Protection</w:t>
+            </w:r>
+          </w:p>
+        </w:tc>
+        <w:tc>
+          <w:tcPr/>
+          <w:p>
+            <w:pPr>
+              <w:pStyle w:val="Compact"/>
+            </w:pPr>
+            <w:r>
+              <w:t xml:space="preserve">Default-deny at CUI enclave boundary</w:t>
+            </w:r>
+          </w:p>
+        </w:tc>
+        <w:tc>
+          <w:tcPr/>
+          <w:p>
+            <w:pPr>
+              <w:pStyle w:val="Compact"/>
+            </w:pPr>
+            <w:r>
+              <w:t xml:space="preserve">Workspace snapshot showing boundary deny rules</w:t>
+            </w:r>
+          </w:p>
+        </w:tc>
+      </w:tr>
+      <w:tr>
+        <w:tc>
+          <w:tcPr/>
+          <w:p>
+            <w:pPr>
+              <w:pStyle w:val="Compact"/>
+            </w:pPr>
+            <w:r>
+              <w:t xml:space="preserve">03.04 Configuration Management</w:t>
+            </w:r>
+          </w:p>
+        </w:tc>
+        <w:tc>
+          <w:tcPr/>
+          <w:p>
+            <w:pPr>
+              <w:pStyle w:val="Compact"/>
+            </w:pPr>
+            <w:r>
+              <w:t xml:space="preserve">Workspace baseline and change log</w:t>
+            </w:r>
+          </w:p>
+        </w:tc>
+        <w:tc>
+          <w:tcPr/>
+          <w:p>
+            <w:pPr>
+              <w:pStyle w:val="Compact"/>
+            </w:pPr>
+            <w:r>
+              <w:t xml:space="preserve">Change-controlled policy workspace export</w:t>
+            </w:r>
+          </w:p>
+        </w:tc>
+      </w:tr>
+      <w:tr>
+        <w:tc>
+          <w:tcPr/>
+          <w:p>
+            <w:pPr>
+              <w:pStyle w:val="Compact"/>
+            </w:pPr>
+            <w:r>
+              <w:t xml:space="preserve">03.11 Risk Assessment (reachability)</w:t>
+            </w:r>
+          </w:p>
+        </w:tc>
+        <w:tc>
+          <w:tcPr/>
+          <w:p>
+            <w:pPr>
+              <w:pStyle w:val="Compact"/>
+            </w:pPr>
+            <w:r>
+              <w:t xml:space="preserve">Reachability-weighted CVE evidence</w:t>
+            </w:r>
+          </w:p>
+        </w:tc>
+        <w:tc>
+          <w:tcPr/>
+          <w:p>
+            <w:pPr>
+              <w:pStyle w:val="Compact"/>
+            </w:pPr>
+            <w:r>
+              <w:t xml:space="preserve">Prioritised remediation list</w:t>
+            </w:r>
+          </w:p>
+        </w:tc>
+      </w:tr>
+      <w:tr>
+        <w:tc>
+          <w:tcPr/>
+          <w:p>
+            <w:pPr>
+              <w:pStyle w:val="Compact"/>
+            </w:pPr>
+            <w:r>
+              <w:t xml:space="preserve">03.14 System and Information Integrity</w:t>
+            </w:r>
+          </w:p>
+        </w:tc>
+        <w:tc>
+          <w:tcPr/>
+          <w:p>
+            <w:pPr>
+              <w:pStyle w:val="Compact"/>
+            </w:pPr>
+            <w:r>
+              <w:t xml:space="preserve">Continuous flow + process telemetry; alerts</w:t>
+            </w:r>
+          </w:p>
+        </w:tc>
+        <w:tc>
+          <w:tcPr/>
+          <w:p>
+            <w:pPr>
+              <w:pStyle w:val="Compact"/>
+            </w:pPr>
+            <w:r>
+              <w:t xml:space="preserve">Alert and anomaly log scoped to CUI-Enclave</w:t>
+            </w:r>
+          </w:p>
+        </w:tc>
+      </w:tr>
+      <w:tr>
+        <w:tc>
+          <w:tcPr/>
+          <w:p>
+            <w:pPr>
+              <w:pStyle w:val="Compact"/>
+            </w:pPr>
+            <w:r>
+              <w:t xml:space="preserve">03.06 Incident Response</w:t>
+            </w:r>
+          </w:p>
+        </w:tc>
+        <w:tc>
+          <w:tcPr/>
+          <w:p>
+            <w:pPr>
+              <w:pStyle w:val="Compact"/>
+            </w:pPr>
+            <w:r>
+              <w:t xml:space="preserve">Forensic flow + process search</w:t>
+            </w:r>
+          </w:p>
+        </w:tc>
+        <w:tc>
+          <w:tcPr/>
+          <w:p>
+            <w:pPr>
+              <w:pStyle w:val="Compact"/>
+            </w:pPr>
+            <w:r>
+              <w:t xml:space="preserve">Investigation pack with timeline and impact scope</w:t>
+            </w:r>
+          </w:p>
+        </w:tc>
+      </w:tr>
+    </w:tbl>
+    <w:bookmarkEnd w:id="16"/>
+    <w:bookmarkStart w:id="17" w:name="evidence-collection-approach"/>
+    <w:p>
+      <w:pPr>
+        <w:pStyle w:val="Heading2"/>
+      </w:pPr>
+      <w:r>
+        <w:t xml:space="preserve">Evidence Collection Approach</w:t>
+      </w:r>
+    </w:p>
+    <w:p>
+      <w:pPr>
+        <w:pStyle w:val="FirstParagraph"/>
+      </w:pPr>
+      <w:r>
+        <w:t xml:space="preserve">The table below describes per-topic evidence collection - what to collect, the CSW source area, and a suggested cadence. The cadence should be tuned to the customer’s audit cycle, regulatory cadence, and risk appetite.</w:t>
+      </w:r>
+    </w:p>
+    <w:tbl>
+      <w:tblPr>
+        <w:tblStyle w:val="Table"/>
+        <w:tblW w:type="pct" w:w="5000"/>
+        <w:tblLayout w:type="fixed"/>
+        <w:tblLook w:firstRow="1" w:lastRow="0" w:firstColumn="0" w:lastColumn="0" w:noHBand="0" w:noVBand="0" w:val="0020"/>
+      </w:tblPr>
+      <w:tblGrid>
+        <w:gridCol w:w="1980"/>
+        <w:gridCol w:w="1980"/>
+        <w:gridCol w:w="1980"/>
+        <w:gridCol w:w="1980"/>
+      </w:tblGrid>
+      <w:tr>
+        <w:trPr>
+          <w:tblHeader w:val="on"/>
+        </w:trPr>
+        <w:tc>
+          <w:tcPr/>
+          <w:p>
+            <w:pPr>
+              <w:pStyle w:val="Compact"/>
+            </w:pPr>
+            <w:r>
+              <w:t xml:space="preserve">Topic</w:t>
+            </w:r>
+          </w:p>
+        </w:tc>
+        <w:tc>
+          <w:tcPr/>
+          <w:p>
+            <w:pPr>
+              <w:pStyle w:val="Compact"/>
+            </w:pPr>
+            <w:r>
+              <w:t xml:space="preserve">What to collect</w:t>
+            </w:r>
+          </w:p>
+        </w:tc>
+        <w:tc>
+          <w:tcPr/>
+          <w:p>
+            <w:pPr>
+              <w:pStyle w:val="Compact"/>
+            </w:pPr>
+            <w:r>
+              <w:t xml:space="preserve">CSW source</w:t>
+            </w:r>
+          </w:p>
+        </w:tc>
+        <w:tc>
+          <w:tcPr/>
+          <w:p>
+            <w:pPr>
+              <w:pStyle w:val="Compact"/>
+            </w:pPr>
+            <w:r>
+              <w:t xml:space="preserve">Suggested cadence</w:t>
+            </w:r>
+          </w:p>
+        </w:tc>
+      </w:tr>
+      <w:tr>
+        <w:tc>
+          <w:tcPr/>
+          <w:p>
+            <w:pPr>
+              <w:pStyle w:val="Compact"/>
+            </w:pPr>
+            <w:r>
+              <w:t xml:space="preserve">CUI enclave inventory</w:t>
+            </w:r>
+          </w:p>
+        </w:tc>
+        <w:tc>
+          <w:tcPr/>
+          <w:p>
+            <w:pPr>
+              <w:pStyle w:val="Compact"/>
+            </w:pPr>
+            <w:r>
+              <w:t xml:space="preserve">Workloads processing or storing CUI</w:t>
+            </w:r>
+          </w:p>
+        </w:tc>
+        <w:tc>
+          <w:tcPr/>
+          <w:p>
+            <w:pPr>
+              <w:pStyle w:val="Compact"/>
+            </w:pPr>
+            <w:r>
+              <w:t xml:space="preserve">Inventory + scope membership export filtered by data_class=cui</w:t>
+            </w:r>
+          </w:p>
+        </w:tc>
+        <w:tc>
+          <w:tcPr/>
+          <w:p>
+            <w:pPr>
+              <w:pStyle w:val="Compact"/>
+            </w:pPr>
+            <w:r>
+              <w:t xml:space="preserve">Monthly</w:t>
+            </w:r>
+          </w:p>
+        </w:tc>
+      </w:tr>
+      <w:tr>
+        <w:tc>
+          <w:tcPr/>
+          <w:p>
+            <w:pPr>
+              <w:pStyle w:val="Compact"/>
+            </w:pPr>
+            <w:r>
+              <w:t xml:space="preserve">Enclave boundary evidence</w:t>
+            </w:r>
+          </w:p>
+        </w:tc>
+        <w:tc>
+          <w:tcPr/>
+          <w:p>
+            <w:pPr>
+              <w:pStyle w:val="Compact"/>
+            </w:pPr>
+            <w:r>
+              <w:t xml:space="preserve">Workspace snapshot + observed-vs-approved flow comparison</w:t>
+            </w:r>
+          </w:p>
+        </w:tc>
+        <w:tc>
+          <w:tcPr/>
+          <w:p>
+            <w:pPr>
+              <w:pStyle w:val="Compact"/>
+            </w:pPr>
+            <w:r>
+              <w:t xml:space="preserve">Policy workspace export + ADM export</w:t>
+            </w:r>
+          </w:p>
+        </w:tc>
+        <w:tc>
+          <w:tcPr/>
+          <w:p>
+            <w:pPr>
+              <w:pStyle w:val="Compact"/>
+            </w:pPr>
+            <w:r>
+              <w:t xml:space="preserve">Quarterly + after each change</w:t>
+            </w:r>
+          </w:p>
+        </w:tc>
+      </w:tr>
+      <w:tr>
+        <w:tc>
+          <w:tcPr/>
+          <w:p>
+            <w:pPr>
+              <w:pStyle w:val="Compact"/>
+            </w:pPr>
+            <w:r>
+              <w:t xml:space="preserve">External connection summary</w:t>
+            </w:r>
+          </w:p>
+        </w:tc>
+        <w:tc>
+          <w:tcPr/>
+          <w:p>
+            <w:pPr>
+              <w:pStyle w:val="Compact"/>
+            </w:pPr>
+            <w:r>
+              <w:t xml:space="preserve">Outbound flow from CUI-Enclave</w:t>
+            </w:r>
+          </w:p>
+        </w:tc>
+        <w:tc>
+          <w:tcPr/>
+          <w:p>
+            <w:pPr>
+              <w:pStyle w:val="Compact"/>
+            </w:pPr>
+            <w:r>
+              <w:t xml:space="preserve">Flow search filtered to CUI-Enclave egress</w:t>
+            </w:r>
+          </w:p>
+        </w:tc>
+        <w:tc>
+          <w:tcPr/>
+          <w:p>
+            <w:pPr>
+              <w:pStyle w:val="Compact"/>
+            </w:pPr>
+            <w:r>
+              <w:t xml:space="preserve">Monthly</w:t>
+            </w:r>
+          </w:p>
+        </w:tc>
+      </w:tr>
+      <w:tr>
+        <w:tc>
+          <w:tcPr/>
+          <w:p>
+            <w:pPr>
+              <w:pStyle w:val="Compact"/>
+            </w:pPr>
+            <w:r>
+              <w:t xml:space="preserve">Vulnerability + reachability</w:t>
+            </w:r>
+          </w:p>
+        </w:tc>
+        <w:tc>
+          <w:tcPr/>
+          <w:p>
+            <w:pPr>
+              <w:pStyle w:val="Compact"/>
+            </w:pPr>
+            <w:r>
+              <w:t xml:space="preserve">CVE list weighted by reach into CUI-Enclave</w:t>
+            </w:r>
+          </w:p>
+        </w:tc>
+        <w:tc>
+          <w:tcPr/>
+          <w:p>
+            <w:pPr>
+              <w:pStyle w:val="Compact"/>
+            </w:pPr>
+            <w:r>
+              <w:t xml:space="preserve">Vulnerability report scoped to NIST-800-171</w:t>
+            </w:r>
+          </w:p>
+        </w:tc>
+        <w:tc>
+          <w:tcPr/>
+          <w:p>
+            <w:pPr>
+              <w:pStyle w:val="Compact"/>
+            </w:pPr>
+            <w:r>
+              <w:t xml:space="preserve">Monthly</w:t>
+            </w:r>
+          </w:p>
+        </w:tc>
+      </w:tr>
+      <w:tr>
+        <w:tc>
+          <w:tcPr/>
+          <w:p>
+            <w:pPr>
+              <w:pStyle w:val="Compact"/>
+            </w:pPr>
+            <w:r>
+              <w:t xml:space="preserve">Incident sample</w:t>
+            </w:r>
+          </w:p>
+        </w:tc>
+        <w:tc>
+          <w:tcPr/>
+          <w:p>
+            <w:pPr>
+              <w:pStyle w:val="Compact"/>
+            </w:pPr>
+            <w:r>
+              <w:t xml:space="preserve">One representative incident timeline</w:t>
+            </w:r>
+          </w:p>
+        </w:tc>
+        <w:tc>
+          <w:tcPr/>
+          <w:p>
+            <w:pPr>
+              <w:pStyle w:val="Compact"/>
+            </w:pPr>
+            <w:r>
+              <w:t xml:space="preserve">Flow + process search</w:t>
+            </w:r>
+          </w:p>
+        </w:tc>
+        <w:tc>
+          <w:tcPr/>
+          <w:p>
+            <w:pPr>
+              <w:pStyle w:val="Compact"/>
+            </w:pPr>
+            <w:r>
+              <w:t xml:space="preserve">Per incident</w:t>
+            </w:r>
+          </w:p>
+        </w:tc>
+      </w:tr>
+    </w:tbl>
+    <w:bookmarkEnd w:id="17"/>
+    <w:bookmarkStart w:id="18" w:name="pov-workshop-approach"/>
     <w:p>
       <w:pPr>
         <w:pStyle w:val="Heading2"/>
@@ -354,7 +1061,7 @@
         </w:numPr>
       </w:pPr>
       <w:r>
-        <w:t xml:space="preserve">Select one business service, regulated boundary, or critical workload group.</w:t>
+        <w:t xml:space="preserve">Confirm the framework version and assessment cycle with the customer’s compliance team.</w:t>
       </w:r>
     </w:p>
     <w:p>
@@ -366,7 +1073,7 @@
         </w:numPr>
       </w:pPr>
       <w:r>
-        <w:t xml:space="preserve">Validate workload coverage and install sensors or configure supported connectors.</w:t>
+        <w:t xml:space="preserve">Select one business service, regulated boundary, or critical workload group to start with; do not attempt to instrument the entire estate in the POV.</w:t>
       </w:r>
     </w:p>
     <w:p>
@@ -378,7 +1085,7 @@
         </w:numPr>
       </w:pPr>
       <w:r>
-        <w:t xml:space="preserve">Apply labels for application, environment, owner, data class, criticality, compliance scope, and lifecycle.</w:t>
+        <w:t xml:space="preserve">Validate workload coverage and install sensors or configure supported connectors. Document the cannot-instrument register; this is itself evidence.</w:t>
       </w:r>
     </w:p>
     <w:p>
@@ -390,7 +1097,76 @@
         </w:numPr>
       </w:pPr>
       <w:r>
-        <w:t xml:space="preserve">Observe flows over a representative business window.</w:t>
+        <w:t xml:space="preserve">Apply labels for application, environment, owner, data class, criticality, compliance scope, and any framework-specific tags (e.g. </w:t>
+      </w:r>
+      <w:r>
+        <w:rPr>
+          <w:rStyle w:val="VerbatimChar"/>
+        </w:rPr>
+        <w:t xml:space="preserve">tenant</w:t>
+      </w:r>
+      <w:r>
+        <w:t xml:space="preserve">,</w:t>
+      </w:r>
+      <w:r>
+        <w:t xml:space="preserve"> </w:t>
+      </w:r>
+      <w:r>
+        <w:rPr>
+          <w:rStyle w:val="VerbatimChar"/>
+        </w:rPr>
+        <w:t xml:space="preserve">prototype</w:t>
+      </w:r>
+      <w:r>
+        <w:t xml:space="preserve">,</w:t>
+      </w:r>
+      <w:r>
+        <w:t xml:space="preserve"> </w:t>
+      </w:r>
+      <w:r>
+        <w:rPr>
+          <w:rStyle w:val="VerbatimChar"/>
+        </w:rPr>
+        <w:t xml:space="preserve">isa_level</w:t>
+      </w:r>
+      <w:r>
+        <w:t xml:space="preserve">,</w:t>
+      </w:r>
+      <w:r>
+        <w:t xml:space="preserve"> </w:t>
+      </w:r>
+      <w:r>
+        <w:rPr>
+          <w:rStyle w:val="VerbatimChar"/>
+        </w:rPr>
+        <w:t xml:space="preserve">npi</w:t>
+      </w:r>
+      <w:r>
+        <w:t xml:space="preserve">,</w:t>
+      </w:r>
+      <w:r>
+        <w:t xml:space="preserve"> </w:t>
+      </w:r>
+      <w:r>
+        <w:rPr>
+          <w:rStyle w:val="VerbatimChar"/>
+        </w:rPr>
+        <w:t xml:space="preserve">cui</w:t>
+      </w:r>
+      <w:r>
+        <w:t xml:space="preserve">,</w:t>
+      </w:r>
+      <w:r>
+        <w:t xml:space="preserve"> </w:t>
+      </w:r>
+      <w:r>
+        <w:rPr>
+          <w:rStyle w:val="VerbatimChar"/>
+        </w:rPr>
+        <w:t xml:space="preserve">ephi</w:t>
+      </w:r>
+      <w:r>
+        <w:t xml:space="preserve">).</w:t>
       </w:r>
     </w:p>
     <w:p>
@@ -402,7 +1178,7 @@
         </w:numPr>
       </w:pPr>
       <w:r>
-        <w:t xml:space="preserve">Use ADM to generate a candidate policy and review it with the application owner.</w:t>
+        <w:t xml:space="preserve">Observe flows over a representative business window. Minimum two weeks; longer if the customer has month-end, quarterly, or seasonal cycles relevant to the scope.</w:t>
       </w:r>
     </w:p>
     <w:p>
@@ -414,11 +1190,23 @@
         </w:numPr>
       </w:pPr>
       <w:r>
-        <w:t xml:space="preserve">Package inventory, scope, flows, policy, exceptions, and known gaps as the evidence output.</w:t>
-      </w:r>
-    </w:p>
-    <w:bookmarkEnd w:id="14"/>
-    <w:bookmarkStart w:id="15" w:name="boundaries-and-complementary-controls"/>
+        <w:t xml:space="preserve">Use ADM to generate a candidate policy. Review with the application owner. Run in Simulation mode for at least two weeks before any enforcement.</w:t>
+      </w:r>
+    </w:p>
+    <w:p>
+      <w:pPr>
+        <w:pStyle w:val="Compact"/>
+        <w:numPr>
+          <w:ilvl w:val="0"/>
+          <w:numId w:val="1003"/>
+        </w:numPr>
+      </w:pPr>
+      <w:r>
+        <w:t xml:space="preserve">Package inventory, scope, flows, policy, exceptions, and known gaps as the evidence output. Cross-reference this report’s evidence collection table with the customer’s existing audit work-papers.</w:t>
+      </w:r>
+    </w:p>
+    <w:bookmarkEnd w:id="18"/>
+    <w:bookmarkStart w:id="19" w:name="boundaries-and-complementary-controls"/>
     <w:p>
       <w:pPr>
         <w:pStyle w:val="Heading2"/>
@@ -432,16 +1220,34 @@
         <w:pStyle w:val="FirstParagraph"/>
       </w:pPr>
       <w:r>
-        <w:t xml:space="preserve">CSW does not replace CUI marking, contracts, SSP/POA&amp;M ownership, identity governance, encryption, media protection, or CMMC assessment decisions.</w:t>
-      </w:r>
-    </w:p>
-    <w:bookmarkEnd w:id="15"/>
-    <w:bookmarkStart w:id="16" w:name="disclaimer"/>
+        <w:t xml:space="preserve">CSW does not replace CUI marking, federal contract requirements (DFARS 252.204-7012, FAR 52.204-21, etc.), System Security Plan ownership, POA&amp;M ownership, identity governance, media protection, encryption (FIPS-validated modules), personnel security, or CMMC assessment.</w:t>
+      </w:r>
+    </w:p>
+    <w:bookmarkEnd w:id="19"/>
+    <w:bookmarkStart w:id="20" w:name="assessor-auditor-caveat"/>
     <w:p>
       <w:pPr>
         <w:pStyle w:val="Heading2"/>
       </w:pPr>
       <w:r>
+        <w:t xml:space="preserve">Assessor / Auditor Caveat</w:t>
+      </w:r>
+    </w:p>
+    <w:p>
+      <w:pPr>
+        <w:pStyle w:val="FirstParagraph"/>
+      </w:pPr>
+      <w:r>
+        <w:t xml:space="preserve">CSW provides technical evidence inputs. The customer’s qualified assessor, auditor, certifying body, or regulator determines compliance status. Validate all framework-topic mappings, control IDs, paragraph references, and section numbers in this report against the current official framework text. If the customer is being assessed against a version other than the one referenced in the framework version note above, revalidate before use.</w:t>
+      </w:r>
+    </w:p>
+    <w:bookmarkEnd w:id="20"/>
+    <w:bookmarkStart w:id="21" w:name="disclaimer"/>
+    <w:p>
+      <w:pPr>
+        <w:pStyle w:val="Heading2"/>
+      </w:pPr>
+      <w:r>
         <w:t xml:space="preserve">Disclaimer</w:t>
       </w:r>
     </w:p>
@@ -453,8 +1259,8 @@
         <w:t xml:space="preserve">This report is for informational and planning purposes. It is not legal, regulatory, audit, or certification advice. Validate all mappings against the current official framework text, the customer’s environment, and qualified compliance, legal, and audit professionals.</w:t>
       </w:r>
     </w:p>
-    <w:bookmarkEnd w:id="16"/>
-    <w:bookmarkEnd w:id="17"/>
+    <w:bookmarkEnd w:id="21"/>
+    <w:bookmarkEnd w:id="22"/>
     <w:sectPr>
       <w:footnotePr>
         <w:numRestart w:val="eachSect"/>
